--- a/corpus/synthetic/table-display__015.docx
+++ b/corpus/synthetic/table-display__015.docx
@@ -4,16 +4,65 @@
   <w:body>
     <w:tbl>
       <w:tblPr>
-        <w:tblpPr w:horzAnchor="margin" w:tblpXSpec="right" w:vertAnchor="text"/>
+        <w:tblW w:w="0" w:type="auto"/>
+        <w:tblCellSpacing w:w="15" w:type="dxa"/>
+        <w:tblLayout w:type="fixed"/>
       </w:tblPr>
       <w:tblGrid>
-        <w:gridCol w:w="3000"/>
+        <w:gridCol w:w="4892"/>
+        <w:gridCol w:w="5390"/>
+        <w:gridCol w:w="4222"/>
+        <w:gridCol w:w="2998"/>
+        <w:gridCol w:w="3622"/>
       </w:tblGrid>
       <w:tr>
         <w:tc>
+          <w:tcPr>
+            <w:tcW w:w="2401" w:type="dxa"/>
+          </w:tcPr>
           <w:p>
             <w:r>
-              <w:t>x</w:t>
+              <w:t>a</w:t>
+            </w:r>
+          </w:p>
+        </w:tc>
+        <w:tc>
+          <w:tcPr>
+            <w:tcW w:w="2650" w:type="dxa"/>
+          </w:tcPr>
+          <w:p>
+            <w:r>
+              <w:t>a</w:t>
+            </w:r>
+          </w:p>
+        </w:tc>
+        <w:tc>
+          <w:tcPr>
+            <w:tcW w:w="2066" w:type="dxa"/>
+          </w:tcPr>
+          <w:p>
+            <w:r>
+              <w:t>a</w:t>
+            </w:r>
+          </w:p>
+        </w:tc>
+        <w:tc>
+          <w:tcPr>
+            <w:tcW w:w="1454" w:type="dxa"/>
+          </w:tcPr>
+          <w:p>
+            <w:r>
+              <w:t>a</w:t>
+            </w:r>
+          </w:p>
+        </w:tc>
+        <w:tc>
+          <w:tcPr>
+            <w:tcW w:w="1766" w:type="dxa"/>
+          </w:tcPr>
+          <w:p>
+            <w:r>
+              <w:t>a</w:t>
             </w:r>
           </w:p>
         </w:tc>
